--- a/3_Documentazione/Documentazione Sprint 3.docx
+++ b/3_Documentazione/Documentazione Sprint 3.docx
@@ -1,6 +1,6 @@
 
 <file path=word/document.xml><?xml version="1.0" encoding="utf-8"?>
-<w:document xmlns:wpc="http://schemas.microsoft.com/office/word/2010/wordprocessingCanvas" xmlns:cx="http://schemas.microsoft.com/office/drawing/2014/chartex" xmlns:cx1="http://schemas.microsoft.com/office/drawing/2015/9/8/chartex" xmlns:cx2="http://schemas.microsoft.com/office/drawing/2015/10/21/chartex" xmlns:cx3="http://schemas.microsoft.com/office/drawing/2016/5/9/chartex" xmlns:cx4="http://schemas.microsoft.com/office/drawing/2016/5/10/chartex" xmlns:cx5="http://schemas.microsoft.com/office/drawing/2016/5/11/chartex" xmlns:cx6="http://schemas.microsoft.com/office/drawing/2016/5/12/chartex" xmlns:cx7="http://schemas.microsoft.com/office/drawing/2016/5/13/chartex" xmlns:cx8="http://schemas.microsoft.com/office/drawing/2016/5/14/chartex" xmlns:mc="http://schemas.openxmlformats.org/markup-compatibility/2006" xmlns:aink="http://schemas.microsoft.com/office/drawing/2016/ink" xmlns:am3d="http://schemas.microsoft.com/office/drawing/2017/model3d" xmlns:o="urn:schemas-microsoft-com:office:office" xmlns:oel="http://schemas.microsoft.com/office/2019/extlst" xmlns:r="http://schemas.openxmlformats.org/officeDocument/2006/relationships" xmlns:m="http://schemas.openxmlformats.org/officeDocument/2006/math" xmlns:v="urn:schemas-microsoft-com:vml" xmlns:wp14="http://schemas.microsoft.com/office/word/2010/wordprocessingDrawing" xmlns:wp="http://schemas.openxmlformats.org/drawingml/2006/wordprocessingDrawing" xmlns:w10="urn:schemas-microsoft-com:office:word" xmlns:w="http://schemas.openxmlformats.org/wordprocessingml/2006/main" xmlns:w14="http://schemas.microsoft.com/office/word/2010/wordml" xmlns:w15="http://schemas.microsoft.com/office/word/2012/wordml" xmlns:w16cex="http://schemas.microsoft.com/office/word/2018/wordml/cex" xmlns:w16cid="http://schemas.microsoft.com/office/word/2016/wordml/cid" xmlns:w16="http://schemas.microsoft.com/office/word/2018/wordml" xmlns:w16du="http://schemas.microsoft.com/office/word/2023/wordml/word16du" xmlns:w16sdtdh="http://schemas.microsoft.com/office/word/2020/wordml/sdtdatahash" xmlns:w16sdtfl="http://schemas.microsoft.com/office/word/2024/wordml/sdtformatlock" xmlns:w16se="http://schemas.microsoft.com/office/word/2015/wordml/symex" xmlns:wpg="http://schemas.microsoft.com/office/word/2010/wordprocessingGroup" xmlns:wpi="http://schemas.microsoft.com/office/word/2010/wordprocessingInk" xmlns:wne="http://schemas.microsoft.com/office/word/2006/wordml" xmlns:wps="http://schemas.microsoft.com/office/word/2010/wordprocessingShape" mc:Ignorable="w14 w15 w16se w16cid w16 w16cex w16sdtdh w16sdtfl w16du wp14">
+<w:document xmlns:wpc="http://schemas.microsoft.com/office/word/2010/wordprocessingCanvas" xmlns:cx="http://schemas.microsoft.com/office/drawing/2014/chartex" xmlns:cx1="http://schemas.microsoft.com/office/drawing/2015/9/8/chartex" xmlns:cx2="http://schemas.microsoft.com/office/drawing/2015/10/21/chartex" xmlns:cx3="http://schemas.microsoft.com/office/drawing/2016/5/9/chartex" xmlns:cx4="http://schemas.microsoft.com/office/drawing/2016/5/10/chartex" xmlns:cx5="http://schemas.microsoft.com/office/drawing/2016/5/11/chartex" xmlns:cx6="http://schemas.microsoft.com/office/drawing/2016/5/12/chartex" xmlns:cx7="http://schemas.microsoft.com/office/drawing/2016/5/13/chartex" xmlns:cx8="http://schemas.microsoft.com/office/drawing/2016/5/14/chartex" xmlns:mc="http://schemas.openxmlformats.org/markup-compatibility/2006" xmlns:aink="http://schemas.microsoft.com/office/drawing/2016/ink" xmlns:am3d="http://schemas.microsoft.com/office/drawing/2017/model3d" xmlns:o="urn:schemas-microsoft-com:office:office" xmlns:oel="http://schemas.microsoft.com/office/2019/extlst" xmlns:r="http://schemas.openxmlformats.org/officeDocument/2006/relationships" xmlns:m="http://schemas.openxmlformats.org/officeDocument/2006/math" xmlns:v="urn:schemas-microsoft-com:vml" xmlns:wp14="http://schemas.microsoft.com/office/word/2010/wordprocessingDrawing" xmlns:wp="http://schemas.openxmlformats.org/drawingml/2006/wordprocessingDrawing" xmlns:w10="urn:schemas-microsoft-com:office:word" xmlns:w="http://schemas.openxmlformats.org/wordprocessingml/2006/main" xmlns:w14="http://schemas.microsoft.com/office/word/2010/wordml" xmlns:w15="http://schemas.microsoft.com/office/word/2012/wordml" xmlns:w16cex="http://schemas.microsoft.com/office/word/2018/wordml/cex" xmlns:w16cid="http://schemas.microsoft.com/office/word/2016/wordml/cid" xmlns:w16="http://schemas.microsoft.com/office/word/2018/wordml" xmlns:w16sdtdh="http://schemas.microsoft.com/office/word/2020/wordml/sdtdatahash" xmlns:w16se="http://schemas.microsoft.com/office/word/2015/wordml/symex" xmlns:wpg="http://schemas.microsoft.com/office/word/2010/wordprocessingGroup" xmlns:wpi="http://schemas.microsoft.com/office/word/2010/wordprocessingInk" xmlns:wne="http://schemas.microsoft.com/office/word/2006/wordml" xmlns:wps="http://schemas.microsoft.com/office/word/2010/wordprocessingShape" mc:Ignorable="w14 w15 w16se w16cid w16 w16cex w16sdtdh wp14">
   <w:body>
     <w:sdt>
       <w:sdtPr>
@@ -93,6 +93,7 @@
                                     <w:color w:val="156082" w:themeColor="accent1"/>
                                     <w:sz w:val="72"/>
                                     <w:szCs w:val="72"/>
+                                    <w:lang w:val="de-CH"/>
                                   </w:rPr>
                                 </w:pPr>
                                 <w:sdt>
@@ -101,6 +102,7 @@
                                       <w:color w:val="156082" w:themeColor="accent1"/>
                                       <w:sz w:val="72"/>
                                       <w:szCs w:val="72"/>
+                                      <w:lang w:val="de-CH"/>
                                     </w:rPr>
                                     <w:alias w:val="Titolo"/>
                                     <w:tag w:val=""/>
@@ -114,6 +116,7 @@
                                         <w:color w:val="156082" w:themeColor="accent1"/>
                                         <w:sz w:val="72"/>
                                         <w:szCs w:val="72"/>
+                                        <w:lang w:val="de-CH"/>
                                       </w:rPr>
                                       <w:t>Documentazione Sprint</w:t>
                                     </w:r>
@@ -249,6 +252,7 @@
                               <w:color w:val="156082" w:themeColor="accent1"/>
                               <w:sz w:val="72"/>
                               <w:szCs w:val="72"/>
+                              <w:lang w:val="de-CH"/>
                             </w:rPr>
                           </w:pPr>
                           <w:sdt>
@@ -257,6 +261,7 @@
                                 <w:color w:val="156082" w:themeColor="accent1"/>
                                 <w:sz w:val="72"/>
                                 <w:szCs w:val="72"/>
+                                <w:lang w:val="de-CH"/>
                               </w:rPr>
                               <w:alias w:val="Titolo"/>
                               <w:tag w:val=""/>
@@ -270,6 +275,7 @@
                                   <w:color w:val="156082" w:themeColor="accent1"/>
                                   <w:sz w:val="72"/>
                                   <w:szCs w:val="72"/>
+                                  <w:lang w:val="de-CH"/>
                                 </w:rPr>
                                 <w:t>Documentazione Sprint</w:t>
                               </w:r>
@@ -566,7 +572,13 @@
     <w:sdt>
       <w:sdtPr>
         <w:rPr>
-          <w:lang w:val="it-IT"/>
+          <w:rFonts w:asciiTheme="minorHAnsi" w:eastAsiaTheme="minorHAnsi" w:hAnsiTheme="minorHAnsi" w:cstheme="minorBidi"/>
+          <w:color w:val="auto"/>
+          <w:kern w:val="2"/>
+          <w:sz w:val="24"/>
+          <w:szCs w:val="24"/>
+          <w:lang w:val="it-IT" w:eastAsia="en-US"/>
+          <w14:ligatures w14:val="standardContextual"/>
         </w:rPr>
         <w:id w:val="453143552"/>
         <w:docPartObj>
@@ -576,15 +588,8 @@
       </w:sdtPr>
       <w:sdtEndPr>
         <w:rPr>
-          <w:rFonts w:asciiTheme="minorHAnsi" w:eastAsiaTheme="minorHAnsi" w:hAnsiTheme="minorHAnsi" w:cstheme="minorBidi"/>
           <w:b/>
           <w:bCs/>
-          <w:color w:val="auto"/>
-          <w:kern w:val="2"/>
-          <w:sz w:val="24"/>
-          <w:szCs w:val="24"/>
-          <w:lang w:eastAsia="en-US"/>
-          <w14:ligatures w14:val="standardContextual"/>
         </w:rPr>
       </w:sdtEndPr>
       <w:sdtContent>
@@ -606,7 +611,9 @@
               <w:tab w:val="right" w:leader="dot" w:pos="9628"/>
             </w:tabs>
             <w:rPr>
+              <w:rFonts w:eastAsiaTheme="minorEastAsia"/>
               <w:noProof/>
+              <w:lang w:eastAsia="it-CH"/>
             </w:rPr>
           </w:pPr>
           <w:r>
@@ -618,7 +625,7 @@
           <w:r>
             <w:fldChar w:fldCharType="separate"/>
           </w:r>
-          <w:hyperlink w:anchor="_Toc227871364" w:history="1">
+          <w:hyperlink w:anchor="_Toc227911511" w:history="1">
             <w:r>
               <w:rPr>
                 <w:rStyle w:val="Collegamentoipertestuale"/>
@@ -645,7 +652,7 @@
                 <w:noProof/>
                 <w:webHidden/>
               </w:rPr>
-              <w:instrText xml:space="preserve"> PAGEREF _Toc227871364 \h </w:instrText>
+              <w:instrText xml:space="preserve"> PAGEREF _Toc227911511 \h </w:instrText>
             </w:r>
             <w:r>
               <w:rPr>
@@ -683,10 +690,12 @@
               <w:tab w:val="right" w:leader="dot" w:pos="9628"/>
             </w:tabs>
             <w:rPr>
+              <w:rFonts w:eastAsiaTheme="minorEastAsia"/>
               <w:noProof/>
+              <w:lang w:eastAsia="it-CH"/>
             </w:rPr>
           </w:pPr>
-          <w:hyperlink w:anchor="_Toc227871365" w:history="1">
+          <w:hyperlink w:anchor="_Toc227911512" w:history="1">
             <w:r>
               <w:rPr>
                 <w:rStyle w:val="Collegamentoipertestuale"/>
@@ -713,7 +722,7 @@
                 <w:noProof/>
                 <w:webHidden/>
               </w:rPr>
-              <w:instrText xml:space="preserve"> PAGEREF _Toc227871365 \h </w:instrText>
+              <w:instrText xml:space="preserve"> PAGEREF _Toc227911512 \h </w:instrText>
             </w:r>
             <w:r>
               <w:rPr>
@@ -751,10 +760,12 @@
               <w:tab w:val="right" w:leader="dot" w:pos="9628"/>
             </w:tabs>
             <w:rPr>
+              <w:rFonts w:eastAsiaTheme="minorEastAsia"/>
               <w:noProof/>
+              <w:lang w:eastAsia="it-CH"/>
             </w:rPr>
           </w:pPr>
-          <w:hyperlink w:anchor="_Toc227871366" w:history="1">
+          <w:hyperlink w:anchor="_Toc227911513" w:history="1">
             <w:r>
               <w:rPr>
                 <w:rStyle w:val="Collegamentoipertestuale"/>
@@ -781,7 +792,7 @@
                 <w:noProof/>
                 <w:webHidden/>
               </w:rPr>
-              <w:instrText xml:space="preserve"> PAGEREF _Toc227871366 \h </w:instrText>
+              <w:instrText xml:space="preserve"> PAGEREF _Toc227911513 \h </w:instrText>
             </w:r>
             <w:r>
               <w:rPr>
@@ -819,10 +830,12 @@
               <w:tab w:val="right" w:leader="dot" w:pos="9628"/>
             </w:tabs>
             <w:rPr>
+              <w:rFonts w:eastAsiaTheme="minorEastAsia"/>
               <w:noProof/>
+              <w:lang w:eastAsia="it-CH"/>
             </w:rPr>
           </w:pPr>
-          <w:hyperlink w:anchor="_Toc227871367" w:history="1">
+          <w:hyperlink w:anchor="_Toc227911514" w:history="1">
             <w:r>
               <w:rPr>
                 <w:rStyle w:val="Collegamentoipertestuale"/>
@@ -849,7 +862,7 @@
                 <w:noProof/>
                 <w:webHidden/>
               </w:rPr>
-              <w:instrText xml:space="preserve"> PAGEREF _Toc227871367 \h </w:instrText>
+              <w:instrText xml:space="preserve"> PAGEREF _Toc227911514 \h </w:instrText>
             </w:r>
             <w:r>
               <w:rPr>
@@ -887,10 +900,12 @@
               <w:tab w:val="right" w:leader="dot" w:pos="9628"/>
             </w:tabs>
             <w:rPr>
+              <w:rFonts w:eastAsiaTheme="minorEastAsia"/>
               <w:noProof/>
+              <w:lang w:eastAsia="it-CH"/>
             </w:rPr>
           </w:pPr>
-          <w:hyperlink w:anchor="_Toc227871368" w:history="1">
+          <w:hyperlink w:anchor="_Toc227911515" w:history="1">
             <w:r>
               <w:rPr>
                 <w:rStyle w:val="Collegamentoipertestuale"/>
@@ -917,7 +932,7 @@
                 <w:noProof/>
                 <w:webHidden/>
               </w:rPr>
-              <w:instrText xml:space="preserve"> PAGEREF _Toc227871368 \h </w:instrText>
+              <w:instrText xml:space="preserve"> PAGEREF _Toc227911515 \h </w:instrText>
             </w:r>
             <w:r>
               <w:rPr>
@@ -955,10 +970,12 @@
               <w:tab w:val="right" w:leader="dot" w:pos="9628"/>
             </w:tabs>
             <w:rPr>
+              <w:rFonts w:eastAsiaTheme="minorEastAsia"/>
               <w:noProof/>
+              <w:lang w:eastAsia="it-CH"/>
             </w:rPr>
           </w:pPr>
-          <w:hyperlink w:anchor="_Toc227871369" w:history="1">
+          <w:hyperlink w:anchor="_Toc227911516" w:history="1">
             <w:r>
               <w:rPr>
                 <w:rStyle w:val="Collegamentoipertestuale"/>
@@ -985,7 +1002,7 @@
                 <w:noProof/>
                 <w:webHidden/>
               </w:rPr>
-              <w:instrText xml:space="preserve"> PAGEREF _Toc227871369 \h </w:instrText>
+              <w:instrText xml:space="preserve"> PAGEREF _Toc227911516 \h </w:instrText>
             </w:r>
             <w:r>
               <w:rPr>
@@ -1023,10 +1040,12 @@
               <w:tab w:val="right" w:leader="dot" w:pos="9628"/>
             </w:tabs>
             <w:rPr>
+              <w:rFonts w:eastAsiaTheme="minorEastAsia"/>
               <w:noProof/>
+              <w:lang w:eastAsia="it-CH"/>
             </w:rPr>
           </w:pPr>
-          <w:hyperlink w:anchor="_Toc227871370" w:history="1">
+          <w:hyperlink w:anchor="_Toc227911517" w:history="1">
             <w:r>
               <w:rPr>
                 <w:rStyle w:val="Collegamentoipertestuale"/>
@@ -1053,7 +1072,7 @@
                 <w:noProof/>
                 <w:webHidden/>
               </w:rPr>
-              <w:instrText xml:space="preserve"> PAGEREF _Toc227871370 \h </w:instrText>
+              <w:instrText xml:space="preserve"> PAGEREF _Toc227911517 \h </w:instrText>
             </w:r>
             <w:r>
               <w:rPr>
@@ -1091,10 +1110,12 @@
               <w:tab w:val="right" w:leader="dot" w:pos="9628"/>
             </w:tabs>
             <w:rPr>
+              <w:rFonts w:eastAsiaTheme="minorEastAsia"/>
               <w:noProof/>
+              <w:lang w:eastAsia="it-CH"/>
             </w:rPr>
           </w:pPr>
-          <w:hyperlink w:anchor="_Toc227871371" w:history="1">
+          <w:hyperlink w:anchor="_Toc227911518" w:history="1">
             <w:r>
               <w:rPr>
                 <w:rStyle w:val="Collegamentoipertestuale"/>
@@ -1121,7 +1142,7 @@
                 <w:noProof/>
                 <w:webHidden/>
               </w:rPr>
-              <w:instrText xml:space="preserve"> PAGEREF _Toc227871371 \h </w:instrText>
+              <w:instrText xml:space="preserve"> PAGEREF _Toc227911518 \h </w:instrText>
             </w:r>
             <w:r>
               <w:rPr>
@@ -1142,6 +1163,146 @@
                 <w:webHidden/>
               </w:rPr>
               <w:t>2</w:t>
+            </w:r>
+            <w:r>
+              <w:rPr>
+                <w:noProof/>
+                <w:webHidden/>
+              </w:rPr>
+              <w:fldChar w:fldCharType="end"/>
+            </w:r>
+          </w:hyperlink>
+        </w:p>
+        <w:p>
+          <w:pPr>
+            <w:pStyle w:val="Sommario1"/>
+            <w:tabs>
+              <w:tab w:val="right" w:leader="dot" w:pos="9628"/>
+            </w:tabs>
+            <w:rPr>
+              <w:rFonts w:eastAsiaTheme="minorEastAsia"/>
+              <w:noProof/>
+              <w:lang w:eastAsia="it-CH"/>
+            </w:rPr>
+          </w:pPr>
+          <w:hyperlink w:anchor="_Toc227911519" w:history="1">
+            <w:r>
+              <w:rPr>
+                <w:rStyle w:val="Collegamentoipertestuale"/>
+                <w:noProof/>
+              </w:rPr>
+              <w:t>TEST</w:t>
+            </w:r>
+            <w:r>
+              <w:rPr>
+                <w:noProof/>
+                <w:webHidden/>
+              </w:rPr>
+              <w:tab/>
+            </w:r>
+            <w:r>
+              <w:rPr>
+                <w:noProof/>
+                <w:webHidden/>
+              </w:rPr>
+              <w:fldChar w:fldCharType="begin"/>
+            </w:r>
+            <w:r>
+              <w:rPr>
+                <w:noProof/>
+                <w:webHidden/>
+              </w:rPr>
+              <w:instrText xml:space="preserve"> PAGEREF _Toc227911519 \h </w:instrText>
+            </w:r>
+            <w:r>
+              <w:rPr>
+                <w:noProof/>
+                <w:webHidden/>
+              </w:rPr>
+            </w:r>
+            <w:r>
+              <w:rPr>
+                <w:noProof/>
+                <w:webHidden/>
+              </w:rPr>
+              <w:fldChar w:fldCharType="separate"/>
+            </w:r>
+            <w:r>
+              <w:rPr>
+                <w:noProof/>
+                <w:webHidden/>
+              </w:rPr>
+              <w:t>3</w:t>
+            </w:r>
+            <w:r>
+              <w:rPr>
+                <w:noProof/>
+                <w:webHidden/>
+              </w:rPr>
+              <w:fldChar w:fldCharType="end"/>
+            </w:r>
+          </w:hyperlink>
+        </w:p>
+        <w:p>
+          <w:pPr>
+            <w:pStyle w:val="Sommario1"/>
+            <w:tabs>
+              <w:tab w:val="right" w:leader="dot" w:pos="9628"/>
+            </w:tabs>
+            <w:rPr>
+              <w:rFonts w:eastAsiaTheme="minorEastAsia"/>
+              <w:noProof/>
+              <w:lang w:eastAsia="it-CH"/>
+            </w:rPr>
+          </w:pPr>
+          <w:hyperlink w:anchor="_Toc227911520" w:history="1">
+            <w:r>
+              <w:rPr>
+                <w:rStyle w:val="Collegamentoipertestuale"/>
+                <w:noProof/>
+              </w:rPr>
+              <w:t>Risultati</w:t>
+            </w:r>
+            <w:r>
+              <w:rPr>
+                <w:noProof/>
+                <w:webHidden/>
+              </w:rPr>
+              <w:tab/>
+            </w:r>
+            <w:r>
+              <w:rPr>
+                <w:noProof/>
+                <w:webHidden/>
+              </w:rPr>
+              <w:fldChar w:fldCharType="begin"/>
+            </w:r>
+            <w:r>
+              <w:rPr>
+                <w:noProof/>
+                <w:webHidden/>
+              </w:rPr>
+              <w:instrText xml:space="preserve"> PAGEREF _Toc227911520 \h </w:instrText>
+            </w:r>
+            <w:r>
+              <w:rPr>
+                <w:noProof/>
+                <w:webHidden/>
+              </w:rPr>
+            </w:r>
+            <w:r>
+              <w:rPr>
+                <w:noProof/>
+                <w:webHidden/>
+              </w:rPr>
+              <w:fldChar w:fldCharType="separate"/>
+            </w:r>
+            <w:r>
+              <w:rPr>
+                <w:noProof/>
+                <w:webHidden/>
+              </w:rPr>
+              <w:t>5</w:t>
             </w:r>
             <w:r>
               <w:rPr>
@@ -1174,7 +1335,7 @@
       <w:pPr>
         <w:pStyle w:val="Titolo1"/>
       </w:pPr>
-      <w:bookmarkStart w:id="0" w:name="_Toc227871364"/>
+      <w:bookmarkStart w:id="0" w:name="_Toc227911511"/>
       <w:r>
         <w:lastRenderedPageBreak/>
         <w:t>Implementazione</w:t>
@@ -1185,7 +1346,7 @@
       <w:pPr>
         <w:pStyle w:val="Titolo2"/>
       </w:pPr>
-      <w:bookmarkStart w:id="1" w:name="_Toc227871365"/>
+      <w:bookmarkStart w:id="1" w:name="_Toc227911512"/>
       <w:r>
         <w:t>Log errori</w:t>
       </w:r>
@@ -1203,7 +1364,7 @@
       <w:pPr>
         <w:pStyle w:val="Titolo2"/>
       </w:pPr>
-      <w:bookmarkStart w:id="2" w:name="_Toc227871366"/>
+      <w:bookmarkStart w:id="2" w:name="_Toc227911513"/>
       <w:r>
         <w:t>Movimento</w:t>
       </w:r>
@@ -1233,7 +1394,7 @@
       <w:pPr>
         <w:pStyle w:val="Titolo2"/>
       </w:pPr>
-      <w:bookmarkStart w:id="3" w:name="_Toc227871367"/>
+      <w:bookmarkStart w:id="3" w:name="_Toc227911514"/>
       <w:r>
         <w:t>Salto</w:t>
       </w:r>
@@ -1256,10 +1417,7 @@
         <w:t>che</w:t>
       </w:r>
       <w:r>
-        <w:t xml:space="preserve"> permettere al giocatore di </w:t>
-      </w:r>
-      <w:r>
-        <w:t>saltare</w:t>
+        <w:t xml:space="preserve"> permettere al giocatore di saltare</w:t>
       </w:r>
       <w:r>
         <w:t xml:space="preserve"> con il tasto “SPACE”.</w:t>
@@ -1269,7 +1427,7 @@
       <w:pPr>
         <w:pStyle w:val="Titolo2"/>
       </w:pPr>
-      <w:bookmarkStart w:id="4" w:name="_Toc227871368"/>
+      <w:bookmarkStart w:id="4" w:name="_Toc227911515"/>
       <w:r>
         <w:t>Dash</w:t>
       </w:r>
@@ -1284,7 +1442,7 @@
       <w:pPr>
         <w:pStyle w:val="Titolo2"/>
       </w:pPr>
-      <w:bookmarkStart w:id="5" w:name="_Toc227871369"/>
+      <w:bookmarkStart w:id="5" w:name="_Toc227911516"/>
       <w:r>
         <w:t>Pugni</w:t>
       </w:r>
@@ -1299,7 +1457,7 @@
       <w:pPr>
         <w:pStyle w:val="Titolo2"/>
       </w:pPr>
-      <w:bookmarkStart w:id="6" w:name="_Toc227871370"/>
+      <w:bookmarkStart w:id="6" w:name="_Toc227911517"/>
       <w:r>
         <w:t>Calci</w:t>
       </w:r>
@@ -1307,32 +1465,14 @@
     </w:p>
     <w:p>
       <w:r>
-        <w:t xml:space="preserve">Implementato l’azione di dare un </w:t>
-      </w:r>
-      <w:r>
-        <w:t>calcio</w:t>
-      </w:r>
-      <w:r>
-        <w:t xml:space="preserve"> quando si clicca il tasto “</w:t>
-      </w:r>
-      <w:r>
-        <w:t>K</w:t>
-      </w:r>
-      <w:r>
-        <w:t xml:space="preserve">” con la sua apposita </w:t>
-      </w:r>
-      <w:r>
-        <w:t>animazione</w:t>
-      </w:r>
-      <w:r>
-        <w:t>.</w:t>
+        <w:t>Implementato l’azione di dare un calcio quando si clicca il tasto “K” con la sua apposita animazione.</w:t>
       </w:r>
     </w:p>
     <w:p>
       <w:pPr>
         <w:pStyle w:val="Titolo2"/>
       </w:pPr>
-      <w:bookmarkStart w:id="7" w:name="_Toc227871371"/>
+      <w:bookmarkStart w:id="7" w:name="_Toc227911518"/>
       <w:r>
         <w:t>Home</w:t>
       </w:r>
@@ -1356,10 +1496,12 @@
       <w:pPr>
         <w:pStyle w:val="Titolo1"/>
       </w:pPr>
+      <w:bookmarkStart w:id="8" w:name="_Toc227911519"/>
       <w:r>
         <w:lastRenderedPageBreak/>
         <w:t>TEST</w:t>
       </w:r>
+      <w:bookmarkEnd w:id="8"/>
     </w:p>
     <w:tbl>
       <w:tblPr>
@@ -1740,10 +1882,7 @@
               <w:jc w:val="both"/>
             </w:pPr>
             <w:r>
-              <w:t>Test-0</w:t>
-            </w:r>
-            <w:r>
-              <w:t>2</w:t>
+              <w:t>Test-02</w:t>
             </w:r>
           </w:p>
           <w:p>
@@ -1823,10 +1962,7 @@
               <w:jc w:val="both"/>
             </w:pPr>
             <w:r>
-              <w:t xml:space="preserve">Quando si avvia la scena, l’utente può </w:t>
-            </w:r>
-            <w:r>
-              <w:t>saltare con il personaggio</w:t>
+              <w:t>Quando si avvia la scena, l’utente può saltare con il personaggio</w:t>
             </w:r>
           </w:p>
         </w:tc>
@@ -2061,10 +2197,7 @@
               <w:jc w:val="both"/>
             </w:pPr>
             <w:r>
-              <w:t>Test-0</w:t>
-            </w:r>
-            <w:r>
-              <w:t>3</w:t>
+              <w:t>Test-03</w:t>
             </w:r>
           </w:p>
           <w:p>
@@ -2144,13 +2277,7 @@
               <w:jc w:val="both"/>
             </w:pPr>
             <w:r>
-              <w:t xml:space="preserve">Quando si avvia la scena, l’utente può </w:t>
-            </w:r>
-            <w:r>
-              <w:t>fare uno</w:t>
-            </w:r>
-            <w:r>
-              <w:t xml:space="preserve"> scatto con il personaggio</w:t>
+              <w:t>Quando si avvia la scena, l’utente può fare uno scatto con il personaggio</w:t>
             </w:r>
           </w:p>
         </w:tc>
@@ -2380,10 +2507,7 @@
               <w:jc w:val="both"/>
             </w:pPr>
             <w:r>
-              <w:t>Test-0</w:t>
-            </w:r>
-            <w:r>
-              <w:t>4</w:t>
+              <w:t>Test-04</w:t>
             </w:r>
           </w:p>
           <w:p>
@@ -2463,10 +2587,7 @@
               <w:jc w:val="both"/>
             </w:pPr>
             <w:r>
-              <w:t xml:space="preserve">Quando si avvia la scena, l’utente </w:t>
-            </w:r>
-            <w:r>
-              <w:t>può tirare un pugno</w:t>
+              <w:t>Quando si avvia la scena, l’utente può tirare un pugno</w:t>
             </w:r>
           </w:p>
         </w:tc>
@@ -2582,13 +2703,7 @@
               <w:rPr>
                 <w:rFonts w:cs="Arial"/>
               </w:rPr>
-              <w:t>Cliccare il tasto “</w:t>
-            </w:r>
-            <w:r>
-              <w:rPr>
-                <w:rFonts w:cs="Arial"/>
-              </w:rPr>
-              <w:t>J”</w:t>
+              <w:t>Cliccare il tasto “J”</w:t>
             </w:r>
           </w:p>
         </w:tc>
@@ -2627,10 +2742,7 @@
               <w:jc w:val="both"/>
             </w:pPr>
             <w:r>
-              <w:t xml:space="preserve">Ci aspettiamo che il personaggio </w:t>
-            </w:r>
-            <w:r>
-              <w:t>tiri un pugno</w:t>
+              <w:t>Ci aspettiamo che il personaggio tiri un pugno</w:t>
             </w:r>
           </w:p>
         </w:tc>
@@ -2701,10 +2813,7 @@
               <w:jc w:val="both"/>
             </w:pPr>
             <w:r>
-              <w:t>Test-0</w:t>
-            </w:r>
-            <w:r>
-              <w:t>5</w:t>
+              <w:t>Test-05</w:t>
             </w:r>
           </w:p>
           <w:p>
@@ -2784,10 +2893,7 @@
               <w:jc w:val="both"/>
             </w:pPr>
             <w:r>
-              <w:t xml:space="preserve">Quando si avvia la scena, l’utente </w:t>
-            </w:r>
-            <w:r>
-              <w:t>può calciare</w:t>
+              <w:t>Quando si avvia la scena, l’utente può calciare</w:t>
             </w:r>
           </w:p>
         </w:tc>
@@ -3028,10 +3134,7 @@
               <w:jc w:val="both"/>
             </w:pPr>
             <w:r>
-              <w:t>Test-0</w:t>
-            </w:r>
-            <w:r>
-              <w:t>6</w:t>
+              <w:t>Test-06</w:t>
             </w:r>
           </w:p>
           <w:p>
@@ -3279,10 +3382,12 @@
       <w:pPr>
         <w:pStyle w:val="Titolo1"/>
       </w:pPr>
+      <w:bookmarkStart w:id="9" w:name="_Toc227911520"/>
       <w:r>
         <w:lastRenderedPageBreak/>
         <w:t>Risultati</w:t>
       </w:r>
+      <w:bookmarkEnd w:id="9"/>
     </w:p>
     <w:tbl>
       <w:tblPr>
@@ -3345,7 +3450,11 @@
           <w:tcPr>
             <w:tcW w:w="6663" w:type="dxa"/>
           </w:tcPr>
-          <w:p/>
+          <w:p>
+            <w:r>
+              <w:t>Tutto funziona correttamente.</w:t>
+            </w:r>
+          </w:p>
         </w:tc>
         <w:tc>
           <w:tcPr>
@@ -3373,7 +3482,11 @@
           <w:tcPr>
             <w:tcW w:w="6663" w:type="dxa"/>
           </w:tcPr>
-          <w:p/>
+          <w:p>
+            <w:r>
+              <w:t>Tutto funziona correttamente.</w:t>
+            </w:r>
+          </w:p>
         </w:tc>
         <w:tc>
           <w:tcPr>
@@ -3381,7 +3494,7 @@
           </w:tcPr>
           <w:p>
             <w:r>
-              <w:t>Passato / parziale</w:t>
+              <w:t xml:space="preserve">Passato </w:t>
             </w:r>
           </w:p>
         </w:tc>
@@ -3401,7 +3514,11 @@
           <w:tcPr>
             <w:tcW w:w="6663" w:type="dxa"/>
           </w:tcPr>
-          <w:p/>
+          <w:p>
+            <w:r>
+              <w:t>Tutto funziona correttamente.</w:t>
+            </w:r>
+          </w:p>
         </w:tc>
         <w:tc>
           <w:tcPr>
@@ -3409,7 +3526,7 @@
           </w:tcPr>
           <w:p>
             <w:r>
-              <w:t>Passato / parziale</w:t>
+              <w:t>Passato</w:t>
             </w:r>
           </w:p>
         </w:tc>
@@ -3429,7 +3546,11 @@
           <w:tcPr>
             <w:tcW w:w="6663" w:type="dxa"/>
           </w:tcPr>
-          <w:p/>
+          <w:p>
+            <w:r>
+              <w:t>Tutto funziona correttamente.</w:t>
+            </w:r>
+          </w:p>
         </w:tc>
         <w:tc>
           <w:tcPr>
@@ -3457,7 +3578,11 @@
           <w:tcPr>
             <w:tcW w:w="6663" w:type="dxa"/>
           </w:tcPr>
-          <w:p/>
+          <w:p>
+            <w:r>
+              <w:t>Tutto funziona correttamente.</w:t>
+            </w:r>
+          </w:p>
         </w:tc>
         <w:tc>
           <w:tcPr>
@@ -3485,7 +3610,11 @@
           <w:tcPr>
             <w:tcW w:w="6663" w:type="dxa"/>
           </w:tcPr>
-          <w:p/>
+          <w:p>
+            <w:r>
+              <w:t>Tutto funziona correttamente.</w:t>
+            </w:r>
+          </w:p>
         </w:tc>
         <w:tc>
           <w:tcPr>
@@ -3515,7 +3644,7 @@
 </file>
 
 <file path=word/endnotes.xml><?xml version="1.0" encoding="utf-8"?>
-<w:endnotes xmlns:wpc="http://schemas.microsoft.com/office/word/2010/wordprocessingCanvas" xmlns:cx="http://schemas.microsoft.com/office/drawing/2014/chartex" xmlns:cx1="http://schemas.microsoft.com/office/drawing/2015/9/8/chartex" xmlns:cx2="http://schemas.microsoft.com/office/drawing/2015/10/21/chartex" xmlns:cx3="http://schemas.microsoft.com/office/drawing/2016/5/9/chartex" xmlns:cx4="http://schemas.microsoft.com/office/drawing/2016/5/10/chartex" xmlns:cx5="http://schemas.microsoft.com/office/drawing/2016/5/11/chartex" xmlns:cx6="http://schemas.microsoft.com/office/drawing/2016/5/12/chartex" xmlns:cx7="http://schemas.microsoft.com/office/drawing/2016/5/13/chartex" xmlns:cx8="http://schemas.microsoft.com/office/drawing/2016/5/14/chartex" xmlns:mc="http://schemas.openxmlformats.org/markup-compatibility/2006" xmlns:aink="http://schemas.microsoft.com/office/drawing/2016/ink" xmlns:am3d="http://schemas.microsoft.com/office/drawing/2017/model3d" xmlns:o="urn:schemas-microsoft-com:office:office" xmlns:oel="http://schemas.microsoft.com/office/2019/extlst" xmlns:r="http://schemas.openxmlformats.org/officeDocument/2006/relationships" xmlns:m="http://schemas.openxmlformats.org/officeDocument/2006/math" xmlns:v="urn:schemas-microsoft-com:vml" xmlns:wp14="http://schemas.microsoft.com/office/word/2010/wordprocessingDrawing" xmlns:wp="http://schemas.openxmlformats.org/drawingml/2006/wordprocessingDrawing" xmlns:w10="urn:schemas-microsoft-com:office:word" xmlns:w="http://schemas.openxmlformats.org/wordprocessingml/2006/main" xmlns:w14="http://schemas.microsoft.com/office/word/2010/wordml" xmlns:w15="http://schemas.microsoft.com/office/word/2012/wordml" xmlns:w16cex="http://schemas.microsoft.com/office/word/2018/wordml/cex" xmlns:w16cid="http://schemas.microsoft.com/office/word/2016/wordml/cid" xmlns:w16="http://schemas.microsoft.com/office/word/2018/wordml" xmlns:w16du="http://schemas.microsoft.com/office/word/2023/wordml/word16du" xmlns:w16sdtdh="http://schemas.microsoft.com/office/word/2020/wordml/sdtdatahash" xmlns:w16sdtfl="http://schemas.microsoft.com/office/word/2024/wordml/sdtformatlock" xmlns:w16se="http://schemas.microsoft.com/office/word/2015/wordml/symex" xmlns:wpg="http://schemas.microsoft.com/office/word/2010/wordprocessingGroup" xmlns:wpi="http://schemas.microsoft.com/office/word/2010/wordprocessingInk" xmlns:wne="http://schemas.microsoft.com/office/word/2006/wordml" xmlns:wps="http://schemas.microsoft.com/office/word/2010/wordprocessingShape" mc:Ignorable="w14 w15 w16se w16cid w16 w16cex w16sdtdh w16sdtfl w16du wp14">
+<w:endnotes xmlns:wpc="http://schemas.microsoft.com/office/word/2010/wordprocessingCanvas" xmlns:cx="http://schemas.microsoft.com/office/drawing/2014/chartex" xmlns:cx1="http://schemas.microsoft.com/office/drawing/2015/9/8/chartex" xmlns:cx2="http://schemas.microsoft.com/office/drawing/2015/10/21/chartex" xmlns:cx3="http://schemas.microsoft.com/office/drawing/2016/5/9/chartex" xmlns:cx4="http://schemas.microsoft.com/office/drawing/2016/5/10/chartex" xmlns:cx5="http://schemas.microsoft.com/office/drawing/2016/5/11/chartex" xmlns:cx6="http://schemas.microsoft.com/office/drawing/2016/5/12/chartex" xmlns:cx7="http://schemas.microsoft.com/office/drawing/2016/5/13/chartex" xmlns:cx8="http://schemas.microsoft.com/office/drawing/2016/5/14/chartex" xmlns:mc="http://schemas.openxmlformats.org/markup-compatibility/2006" xmlns:aink="http://schemas.microsoft.com/office/drawing/2016/ink" xmlns:am3d="http://schemas.microsoft.com/office/drawing/2017/model3d" xmlns:o="urn:schemas-microsoft-com:office:office" xmlns:oel="http://schemas.microsoft.com/office/2019/extlst" xmlns:r="http://schemas.openxmlformats.org/officeDocument/2006/relationships" xmlns:m="http://schemas.openxmlformats.org/officeDocument/2006/math" xmlns:v="urn:schemas-microsoft-com:vml" xmlns:wp14="http://schemas.microsoft.com/office/word/2010/wordprocessingDrawing" xmlns:wp="http://schemas.openxmlformats.org/drawingml/2006/wordprocessingDrawing" xmlns:w10="urn:schemas-microsoft-com:office:word" xmlns:w="http://schemas.openxmlformats.org/wordprocessingml/2006/main" xmlns:w14="http://schemas.microsoft.com/office/word/2010/wordml" xmlns:w15="http://schemas.microsoft.com/office/word/2012/wordml" xmlns:w16cex="http://schemas.microsoft.com/office/word/2018/wordml/cex" xmlns:w16cid="http://schemas.microsoft.com/office/word/2016/wordml/cid" xmlns:w16="http://schemas.microsoft.com/office/word/2018/wordml" xmlns:w16sdtdh="http://schemas.microsoft.com/office/word/2020/wordml/sdtdatahash" xmlns:w16se="http://schemas.microsoft.com/office/word/2015/wordml/symex" xmlns:wpg="http://schemas.microsoft.com/office/word/2010/wordprocessingGroup" xmlns:wpi="http://schemas.microsoft.com/office/word/2010/wordprocessingInk" xmlns:wne="http://schemas.microsoft.com/office/word/2006/wordml" xmlns:wps="http://schemas.microsoft.com/office/word/2010/wordprocessingShape" mc:Ignorable="w14 w15 w16se w16cid w16 w16cex w16sdtdh wp14">
   <w:endnote w:type="separator" w:id="-1">
     <w:p>
       <w:pPr>
@@ -3540,7 +3669,7 @@
 </file>
 
 <file path=word/footer1.xml><?xml version="1.0" encoding="utf-8"?>
-<w:ftr xmlns:wpc="http://schemas.microsoft.com/office/word/2010/wordprocessingCanvas" xmlns:cx="http://schemas.microsoft.com/office/drawing/2014/chartex" xmlns:cx1="http://schemas.microsoft.com/office/drawing/2015/9/8/chartex" xmlns:cx2="http://schemas.microsoft.com/office/drawing/2015/10/21/chartex" xmlns:cx3="http://schemas.microsoft.com/office/drawing/2016/5/9/chartex" xmlns:cx4="http://schemas.microsoft.com/office/drawing/2016/5/10/chartex" xmlns:cx5="http://schemas.microsoft.com/office/drawing/2016/5/11/chartex" xmlns:cx6="http://schemas.microsoft.com/office/drawing/2016/5/12/chartex" xmlns:cx7="http://schemas.microsoft.com/office/drawing/2016/5/13/chartex" xmlns:cx8="http://schemas.microsoft.com/office/drawing/2016/5/14/chartex" xmlns:mc="http://schemas.openxmlformats.org/markup-compatibility/2006" xmlns:aink="http://schemas.microsoft.com/office/drawing/2016/ink" xmlns:am3d="http://schemas.microsoft.com/office/drawing/2017/model3d" xmlns:o="urn:schemas-microsoft-com:office:office" xmlns:oel="http://schemas.microsoft.com/office/2019/extlst" xmlns:r="http://schemas.openxmlformats.org/officeDocument/2006/relationships" xmlns:m="http://schemas.openxmlformats.org/officeDocument/2006/math" xmlns:v="urn:schemas-microsoft-com:vml" xmlns:wp14="http://schemas.microsoft.com/office/word/2010/wordprocessingDrawing" xmlns:wp="http://schemas.openxmlformats.org/drawingml/2006/wordprocessingDrawing" xmlns:w10="urn:schemas-microsoft-com:office:word" xmlns:w="http://schemas.openxmlformats.org/wordprocessingml/2006/main" xmlns:w14="http://schemas.microsoft.com/office/word/2010/wordml" xmlns:w15="http://schemas.microsoft.com/office/word/2012/wordml" xmlns:w16cex="http://schemas.microsoft.com/office/word/2018/wordml/cex" xmlns:w16cid="http://schemas.microsoft.com/office/word/2016/wordml/cid" xmlns:w16="http://schemas.microsoft.com/office/word/2018/wordml" xmlns:w16du="http://schemas.microsoft.com/office/word/2023/wordml/word16du" xmlns:w16sdtdh="http://schemas.microsoft.com/office/word/2020/wordml/sdtdatahash" xmlns:w16sdtfl="http://schemas.microsoft.com/office/word/2024/wordml/sdtformatlock" xmlns:w16se="http://schemas.microsoft.com/office/word/2015/wordml/symex" xmlns:wpg="http://schemas.microsoft.com/office/word/2010/wordprocessingGroup" xmlns:wpi="http://schemas.microsoft.com/office/word/2010/wordprocessingInk" xmlns:wne="http://schemas.microsoft.com/office/word/2006/wordml" xmlns:wps="http://schemas.microsoft.com/office/word/2010/wordprocessingShape" mc:Ignorable="w14 w15 w16se w16cid w16 w16cex w16sdtdh w16sdtfl w16du wp14">
+<w:ftr xmlns:wpc="http://schemas.microsoft.com/office/word/2010/wordprocessingCanvas" xmlns:cx="http://schemas.microsoft.com/office/drawing/2014/chartex" xmlns:cx1="http://schemas.microsoft.com/office/drawing/2015/9/8/chartex" xmlns:cx2="http://schemas.microsoft.com/office/drawing/2015/10/21/chartex" xmlns:cx3="http://schemas.microsoft.com/office/drawing/2016/5/9/chartex" xmlns:cx4="http://schemas.microsoft.com/office/drawing/2016/5/10/chartex" xmlns:cx5="http://schemas.microsoft.com/office/drawing/2016/5/11/chartex" xmlns:cx6="http://schemas.microsoft.com/office/drawing/2016/5/12/chartex" xmlns:cx7="http://schemas.microsoft.com/office/drawing/2016/5/13/chartex" xmlns:cx8="http://schemas.microsoft.com/office/drawing/2016/5/14/chartex" xmlns:mc="http://schemas.openxmlformats.org/markup-compatibility/2006" xmlns:aink="http://schemas.microsoft.com/office/drawing/2016/ink" xmlns:am3d="http://schemas.microsoft.com/office/drawing/2017/model3d" xmlns:o="urn:schemas-microsoft-com:office:office" xmlns:oel="http://schemas.microsoft.com/office/2019/extlst" xmlns:r="http://schemas.openxmlformats.org/officeDocument/2006/relationships" xmlns:m="http://schemas.openxmlformats.org/officeDocument/2006/math" xmlns:v="urn:schemas-microsoft-com:vml" xmlns:wp14="http://schemas.microsoft.com/office/word/2010/wordprocessingDrawing" xmlns:wp="http://schemas.openxmlformats.org/drawingml/2006/wordprocessingDrawing" xmlns:w10="urn:schemas-microsoft-com:office:word" xmlns:w="http://schemas.openxmlformats.org/wordprocessingml/2006/main" xmlns:w14="http://schemas.microsoft.com/office/word/2010/wordml" xmlns:w15="http://schemas.microsoft.com/office/word/2012/wordml" xmlns:w16cex="http://schemas.microsoft.com/office/word/2018/wordml/cex" xmlns:w16cid="http://schemas.microsoft.com/office/word/2016/wordml/cid" xmlns:w16="http://schemas.microsoft.com/office/word/2018/wordml" xmlns:w16sdtdh="http://schemas.microsoft.com/office/word/2020/wordml/sdtdatahash" xmlns:w16se="http://schemas.microsoft.com/office/word/2015/wordml/symex" xmlns:wpg="http://schemas.microsoft.com/office/word/2010/wordprocessingGroup" xmlns:wpi="http://schemas.microsoft.com/office/word/2010/wordprocessingInk" xmlns:wne="http://schemas.microsoft.com/office/word/2006/wordml" xmlns:wps="http://schemas.microsoft.com/office/word/2010/wordprocessingShape" mc:Ignorable="w14 w15 w16se w16cid w16 w16cex w16sdtdh wp14">
   <w:p>
     <w:pPr>
       <w:pStyle w:val="Pidipagina"/>
@@ -3571,7 +3700,7 @@
 </file>
 
 <file path=word/footnotes.xml><?xml version="1.0" encoding="utf-8"?>
-<w:footnotes xmlns:wpc="http://schemas.microsoft.com/office/word/2010/wordprocessingCanvas" xmlns:cx="http://schemas.microsoft.com/office/drawing/2014/chartex" xmlns:cx1="http://schemas.microsoft.com/office/drawing/2015/9/8/chartex" xmlns:cx2="http://schemas.microsoft.com/office/drawing/2015/10/21/chartex" xmlns:cx3="http://schemas.microsoft.com/office/drawing/2016/5/9/chartex" xmlns:cx4="http://schemas.microsoft.com/office/drawing/2016/5/10/chartex" xmlns:cx5="http://schemas.microsoft.com/office/drawing/2016/5/11/chartex" xmlns:cx6="http://schemas.microsoft.com/office/drawing/2016/5/12/chartex" xmlns:cx7="http://schemas.microsoft.com/office/drawing/2016/5/13/chartex" xmlns:cx8="http://schemas.microsoft.com/office/drawing/2016/5/14/chartex" xmlns:mc="http://schemas.openxmlformats.org/markup-compatibility/2006" xmlns:aink="http://schemas.microsoft.com/office/drawing/2016/ink" xmlns:am3d="http://schemas.microsoft.com/office/drawing/2017/model3d" xmlns:o="urn:schemas-microsoft-com:office:office" xmlns:oel="http://schemas.microsoft.com/office/2019/extlst" xmlns:r="http://schemas.openxmlformats.org/officeDocument/2006/relationships" xmlns:m="http://schemas.openxmlformats.org/officeDocument/2006/math" xmlns:v="urn:schemas-microsoft-com:vml" xmlns:wp14="http://schemas.microsoft.com/office/word/2010/wordprocessingDrawing" xmlns:wp="http://schemas.openxmlformats.org/drawingml/2006/wordprocessingDrawing" xmlns:w10="urn:schemas-microsoft-com:office:word" xmlns:w="http://schemas.openxmlformats.org/wordprocessingml/2006/main" xmlns:w14="http://schemas.microsoft.com/office/word/2010/wordml" xmlns:w15="http://schemas.microsoft.com/office/word/2012/wordml" xmlns:w16cex="http://schemas.microsoft.com/office/word/2018/wordml/cex" xmlns:w16cid="http://schemas.microsoft.com/office/word/2016/wordml/cid" xmlns:w16="http://schemas.microsoft.com/office/word/2018/wordml" xmlns:w16du="http://schemas.microsoft.com/office/word/2023/wordml/word16du" xmlns:w16sdtdh="http://schemas.microsoft.com/office/word/2020/wordml/sdtdatahash" xmlns:w16sdtfl="http://schemas.microsoft.com/office/word/2024/wordml/sdtformatlock" xmlns:w16se="http://schemas.microsoft.com/office/word/2015/wordml/symex" xmlns:wpg="http://schemas.microsoft.com/office/word/2010/wordprocessingGroup" xmlns:wpi="http://schemas.microsoft.com/office/word/2010/wordprocessingInk" xmlns:wne="http://schemas.microsoft.com/office/word/2006/wordml" xmlns:wps="http://schemas.microsoft.com/office/word/2010/wordprocessingShape" mc:Ignorable="w14 w15 w16se w16cid w16 w16cex w16sdtdh w16sdtfl w16du wp14">
+<w:footnotes xmlns:wpc="http://schemas.microsoft.com/office/word/2010/wordprocessingCanvas" xmlns:cx="http://schemas.microsoft.com/office/drawing/2014/chartex" xmlns:cx1="http://schemas.microsoft.com/office/drawing/2015/9/8/chartex" xmlns:cx2="http://schemas.microsoft.com/office/drawing/2015/10/21/chartex" xmlns:cx3="http://schemas.microsoft.com/office/drawing/2016/5/9/chartex" xmlns:cx4="http://schemas.microsoft.com/office/drawing/2016/5/10/chartex" xmlns:cx5="http://schemas.microsoft.com/office/drawing/2016/5/11/chartex" xmlns:cx6="http://schemas.microsoft.com/office/drawing/2016/5/12/chartex" xmlns:cx7="http://schemas.microsoft.com/office/drawing/2016/5/13/chartex" xmlns:cx8="http://schemas.microsoft.com/office/drawing/2016/5/14/chartex" xmlns:mc="http://schemas.openxmlformats.org/markup-compatibility/2006" xmlns:aink="http://schemas.microsoft.com/office/drawing/2016/ink" xmlns:am3d="http://schemas.microsoft.com/office/drawing/2017/model3d" xmlns:o="urn:schemas-microsoft-com:office:office" xmlns:oel="http://schemas.microsoft.com/office/2019/extlst" xmlns:r="http://schemas.openxmlformats.org/officeDocument/2006/relationships" xmlns:m="http://schemas.openxmlformats.org/officeDocument/2006/math" xmlns:v="urn:schemas-microsoft-com:vml" xmlns:wp14="http://schemas.microsoft.com/office/word/2010/wordprocessingDrawing" xmlns:wp="http://schemas.openxmlformats.org/drawingml/2006/wordprocessingDrawing" xmlns:w10="urn:schemas-microsoft-com:office:word" xmlns:w="http://schemas.openxmlformats.org/wordprocessingml/2006/main" xmlns:w14="http://schemas.microsoft.com/office/word/2010/wordml" xmlns:w15="http://schemas.microsoft.com/office/word/2012/wordml" xmlns:w16cex="http://schemas.microsoft.com/office/word/2018/wordml/cex" xmlns:w16cid="http://schemas.microsoft.com/office/word/2016/wordml/cid" xmlns:w16="http://schemas.microsoft.com/office/word/2018/wordml" xmlns:w16sdtdh="http://schemas.microsoft.com/office/word/2020/wordml/sdtdatahash" xmlns:w16se="http://schemas.microsoft.com/office/word/2015/wordml/symex" xmlns:wpg="http://schemas.microsoft.com/office/word/2010/wordprocessingGroup" xmlns:wpi="http://schemas.microsoft.com/office/word/2010/wordprocessingInk" xmlns:wne="http://schemas.microsoft.com/office/word/2006/wordml" xmlns:wps="http://schemas.microsoft.com/office/word/2010/wordprocessingShape" mc:Ignorable="w14 w15 w16se w16cid w16 w16cex w16sdtdh wp14">
   <w:footnote w:type="separator" w:id="-1">
     <w:p>
       <w:pPr>
@@ -3596,7 +3725,7 @@
 </file>
 
 <file path=word/header1.xml><?xml version="1.0" encoding="utf-8"?>
-<w:hdr xmlns:wpc="http://schemas.microsoft.com/office/word/2010/wordprocessingCanvas" xmlns:cx="http://schemas.microsoft.com/office/drawing/2014/chartex" xmlns:cx1="http://schemas.microsoft.com/office/drawing/2015/9/8/chartex" xmlns:cx2="http://schemas.microsoft.com/office/drawing/2015/10/21/chartex" xmlns:cx3="http://schemas.microsoft.com/office/drawing/2016/5/9/chartex" xmlns:cx4="http://schemas.microsoft.com/office/drawing/2016/5/10/chartex" xmlns:cx5="http://schemas.microsoft.com/office/drawing/2016/5/11/chartex" xmlns:cx6="http://schemas.microsoft.com/office/drawing/2016/5/12/chartex" xmlns:cx7="http://schemas.microsoft.com/office/drawing/2016/5/13/chartex" xmlns:cx8="http://schemas.microsoft.com/office/drawing/2016/5/14/chartex" xmlns:mc="http://schemas.openxmlformats.org/markup-compatibility/2006" xmlns:aink="http://schemas.microsoft.com/office/drawing/2016/ink" xmlns:am3d="http://schemas.microsoft.com/office/drawing/2017/model3d" xmlns:o="urn:schemas-microsoft-com:office:office" xmlns:oel="http://schemas.microsoft.com/office/2019/extlst" xmlns:r="http://schemas.openxmlformats.org/officeDocument/2006/relationships" xmlns:m="http://schemas.openxmlformats.org/officeDocument/2006/math" xmlns:v="urn:schemas-microsoft-com:vml" xmlns:wp14="http://schemas.microsoft.com/office/word/2010/wordprocessingDrawing" xmlns:wp="http://schemas.openxmlformats.org/drawingml/2006/wordprocessingDrawing" xmlns:w10="urn:schemas-microsoft-com:office:word" xmlns:w="http://schemas.openxmlformats.org/wordprocessingml/2006/main" xmlns:w14="http://schemas.microsoft.com/office/word/2010/wordml" xmlns:w15="http://schemas.microsoft.com/office/word/2012/wordml" xmlns:w16cex="http://schemas.microsoft.com/office/word/2018/wordml/cex" xmlns:w16cid="http://schemas.microsoft.com/office/word/2016/wordml/cid" xmlns:w16="http://schemas.microsoft.com/office/word/2018/wordml" xmlns:w16du="http://schemas.microsoft.com/office/word/2023/wordml/word16du" xmlns:w16sdtdh="http://schemas.microsoft.com/office/word/2020/wordml/sdtdatahash" xmlns:w16sdtfl="http://schemas.microsoft.com/office/word/2024/wordml/sdtformatlock" xmlns:w16se="http://schemas.microsoft.com/office/word/2015/wordml/symex" xmlns:wpg="http://schemas.microsoft.com/office/word/2010/wordprocessingGroup" xmlns:wpi="http://schemas.microsoft.com/office/word/2010/wordprocessingInk" xmlns:wne="http://schemas.microsoft.com/office/word/2006/wordml" xmlns:wps="http://schemas.microsoft.com/office/word/2010/wordprocessingShape" mc:Ignorable="w14 w15 w16se w16cid w16 w16cex w16sdtdh w16sdtfl w16du wp14">
+<w:hdr xmlns:wpc="http://schemas.microsoft.com/office/word/2010/wordprocessingCanvas" xmlns:cx="http://schemas.microsoft.com/office/drawing/2014/chartex" xmlns:cx1="http://schemas.microsoft.com/office/drawing/2015/9/8/chartex" xmlns:cx2="http://schemas.microsoft.com/office/drawing/2015/10/21/chartex" xmlns:cx3="http://schemas.microsoft.com/office/drawing/2016/5/9/chartex" xmlns:cx4="http://schemas.microsoft.com/office/drawing/2016/5/10/chartex" xmlns:cx5="http://schemas.microsoft.com/office/drawing/2016/5/11/chartex" xmlns:cx6="http://schemas.microsoft.com/office/drawing/2016/5/12/chartex" xmlns:cx7="http://schemas.microsoft.com/office/drawing/2016/5/13/chartex" xmlns:cx8="http://schemas.microsoft.com/office/drawing/2016/5/14/chartex" xmlns:mc="http://schemas.openxmlformats.org/markup-compatibility/2006" xmlns:aink="http://schemas.microsoft.com/office/drawing/2016/ink" xmlns:am3d="http://schemas.microsoft.com/office/drawing/2017/model3d" xmlns:o="urn:schemas-microsoft-com:office:office" xmlns:oel="http://schemas.microsoft.com/office/2019/extlst" xmlns:r="http://schemas.openxmlformats.org/officeDocument/2006/relationships" xmlns:m="http://schemas.openxmlformats.org/officeDocument/2006/math" xmlns:v="urn:schemas-microsoft-com:vml" xmlns:wp14="http://schemas.microsoft.com/office/word/2010/wordprocessingDrawing" xmlns:wp="http://schemas.openxmlformats.org/drawingml/2006/wordprocessingDrawing" xmlns:w10="urn:schemas-microsoft-com:office:word" xmlns:w="http://schemas.openxmlformats.org/wordprocessingml/2006/main" xmlns:w14="http://schemas.microsoft.com/office/word/2010/wordml" xmlns:w15="http://schemas.microsoft.com/office/word/2012/wordml" xmlns:w16cex="http://schemas.microsoft.com/office/word/2018/wordml/cex" xmlns:w16cid="http://schemas.microsoft.com/office/word/2016/wordml/cid" xmlns:w16="http://schemas.microsoft.com/office/word/2018/wordml" xmlns:w16sdtdh="http://schemas.microsoft.com/office/word/2020/wordml/sdtdatahash" xmlns:w16se="http://schemas.microsoft.com/office/word/2015/wordml/symex" xmlns:wpg="http://schemas.microsoft.com/office/word/2010/wordprocessingGroup" xmlns:wpi="http://schemas.microsoft.com/office/word/2010/wordprocessingInk" xmlns:wne="http://schemas.microsoft.com/office/word/2006/wordml" xmlns:wps="http://schemas.microsoft.com/office/word/2010/wordprocessingShape" mc:Ignorable="w14 w15 w16se w16cid w16 w16cex w16sdtdh wp14">
   <w:p>
     <w:pPr>
       <w:pStyle w:val="Intestazione"/>
@@ -3617,7 +3746,7 @@
 </file>
 
 <file path=word/numbering.xml><?xml version="1.0" encoding="utf-8"?>
-<w:numbering xmlns:wpc="http://schemas.microsoft.com/office/word/2010/wordprocessingCanvas" xmlns:cx="http://schemas.microsoft.com/office/drawing/2014/chartex" xmlns:cx1="http://schemas.microsoft.com/office/drawing/2015/9/8/chartex" xmlns:cx2="http://schemas.microsoft.com/office/drawing/2015/10/21/chartex" xmlns:cx3="http://schemas.microsoft.com/office/drawing/2016/5/9/chartex" xmlns:cx4="http://schemas.microsoft.com/office/drawing/2016/5/10/chartex" xmlns:cx5="http://schemas.microsoft.com/office/drawing/2016/5/11/chartex" xmlns:cx6="http://schemas.microsoft.com/office/drawing/2016/5/12/chartex" xmlns:cx7="http://schemas.microsoft.com/office/drawing/2016/5/13/chartex" xmlns:cx8="http://schemas.microsoft.com/office/drawing/2016/5/14/chartex" xmlns:mc="http://schemas.openxmlformats.org/markup-compatibility/2006" xmlns:aink="http://schemas.microsoft.com/office/drawing/2016/ink" xmlns:am3d="http://schemas.microsoft.com/office/drawing/2017/model3d" xmlns:o="urn:schemas-microsoft-com:office:office" xmlns:oel="http://schemas.microsoft.com/office/2019/extlst" xmlns:r="http://schemas.openxmlformats.org/officeDocument/2006/relationships" xmlns:m="http://schemas.openxmlformats.org/officeDocument/2006/math" xmlns:v="urn:schemas-microsoft-com:vml" xmlns:wp14="http://schemas.microsoft.com/office/word/2010/wordprocessingDrawing" xmlns:wp="http://schemas.openxmlformats.org/drawingml/2006/wordprocessingDrawing" xmlns:w10="urn:schemas-microsoft-com:office:word" xmlns:w="http://schemas.openxmlformats.org/wordprocessingml/2006/main" xmlns:w14="http://schemas.microsoft.com/office/word/2010/wordml" xmlns:w15="http://schemas.microsoft.com/office/word/2012/wordml" xmlns:w16cex="http://schemas.microsoft.com/office/word/2018/wordml/cex" xmlns:w16cid="http://schemas.microsoft.com/office/word/2016/wordml/cid" xmlns:w16="http://schemas.microsoft.com/office/word/2018/wordml" xmlns:w16du="http://schemas.microsoft.com/office/word/2023/wordml/word16du" xmlns:w16sdtdh="http://schemas.microsoft.com/office/word/2020/wordml/sdtdatahash" xmlns:w16sdtfl="http://schemas.microsoft.com/office/word/2024/wordml/sdtformatlock" xmlns:w16se="http://schemas.microsoft.com/office/word/2015/wordml/symex" xmlns:wpg="http://schemas.microsoft.com/office/word/2010/wordprocessingGroup" xmlns:wpi="http://schemas.microsoft.com/office/word/2010/wordprocessingInk" xmlns:wne="http://schemas.microsoft.com/office/word/2006/wordml" xmlns:wps="http://schemas.microsoft.com/office/word/2010/wordprocessingShape" mc:Ignorable="w14 w15 w16se w16cid w16 w16cex w16sdtdh w16sdtfl w16du wp14">
+<w:numbering xmlns:wpc="http://schemas.microsoft.com/office/word/2010/wordprocessingCanvas" xmlns:cx="http://schemas.microsoft.com/office/drawing/2014/chartex" xmlns:cx1="http://schemas.microsoft.com/office/drawing/2015/9/8/chartex" xmlns:cx2="http://schemas.microsoft.com/office/drawing/2015/10/21/chartex" xmlns:cx3="http://schemas.microsoft.com/office/drawing/2016/5/9/chartex" xmlns:cx4="http://schemas.microsoft.com/office/drawing/2016/5/10/chartex" xmlns:cx5="http://schemas.microsoft.com/office/drawing/2016/5/11/chartex" xmlns:cx6="http://schemas.microsoft.com/office/drawing/2016/5/12/chartex" xmlns:cx7="http://schemas.microsoft.com/office/drawing/2016/5/13/chartex" xmlns:cx8="http://schemas.microsoft.com/office/drawing/2016/5/14/chartex" xmlns:mc="http://schemas.openxmlformats.org/markup-compatibility/2006" xmlns:aink="http://schemas.microsoft.com/office/drawing/2016/ink" xmlns:am3d="http://schemas.microsoft.com/office/drawing/2017/model3d" xmlns:o="urn:schemas-microsoft-com:office:office" xmlns:oel="http://schemas.microsoft.com/office/2019/extlst" xmlns:r="http://schemas.openxmlformats.org/officeDocument/2006/relationships" xmlns:m="http://schemas.openxmlformats.org/officeDocument/2006/math" xmlns:v="urn:schemas-microsoft-com:vml" xmlns:wp14="http://schemas.microsoft.com/office/word/2010/wordprocessingDrawing" xmlns:wp="http://schemas.openxmlformats.org/drawingml/2006/wordprocessingDrawing" xmlns:w10="urn:schemas-microsoft-com:office:word" xmlns:w="http://schemas.openxmlformats.org/wordprocessingml/2006/main" xmlns:w14="http://schemas.microsoft.com/office/word/2010/wordml" xmlns:w15="http://schemas.microsoft.com/office/word/2012/wordml" xmlns:w16cex="http://schemas.microsoft.com/office/word/2018/wordml/cex" xmlns:w16cid="http://schemas.microsoft.com/office/word/2016/wordml/cid" xmlns:w16="http://schemas.microsoft.com/office/word/2018/wordml" xmlns:w16sdtdh="http://schemas.microsoft.com/office/word/2020/wordml/sdtdatahash" xmlns:w16se="http://schemas.microsoft.com/office/word/2015/wordml/symex" xmlns:wpg="http://schemas.microsoft.com/office/word/2010/wordprocessingGroup" xmlns:wpi="http://schemas.microsoft.com/office/word/2010/wordprocessingInk" xmlns:wne="http://schemas.microsoft.com/office/word/2006/wordml" xmlns:wps="http://schemas.microsoft.com/office/word/2010/wordprocessingShape" mc:Ignorable="w14 w15 w16se w16cid w16 w16cex w16sdtdh wp14">
   <w:abstractNum w:abstractNumId="0" w15:restartNumberingAfterBreak="0">
     <w:nsid w:val="0A477AE6"/>
     <w:multiLevelType w:val="hybridMultilevel"/>
@@ -4156,7 +4285,7 @@
 </file>
 
 <file path=word/styles.xml><?xml version="1.0" encoding="utf-8"?>
-<w:styles xmlns:mc="http://schemas.openxmlformats.org/markup-compatibility/2006" xmlns:r="http://schemas.openxmlformats.org/officeDocument/2006/relationships" xmlns:w="http://schemas.openxmlformats.org/wordprocessingml/2006/main" xmlns:w14="http://schemas.microsoft.com/office/word/2010/wordml" xmlns:w15="http://schemas.microsoft.com/office/word/2012/wordml" xmlns:w16cex="http://schemas.microsoft.com/office/word/2018/wordml/cex" xmlns:w16cid="http://schemas.microsoft.com/office/word/2016/wordml/cid" xmlns:w16="http://schemas.microsoft.com/office/word/2018/wordml" xmlns:w16du="http://schemas.microsoft.com/office/word/2023/wordml/word16du" xmlns:w16sdtdh="http://schemas.microsoft.com/office/word/2020/wordml/sdtdatahash" xmlns:w16sdtfl="http://schemas.microsoft.com/office/word/2024/wordml/sdtformatlock" xmlns:w16se="http://schemas.microsoft.com/office/word/2015/wordml/symex" mc:Ignorable="w14 w15 w16se w16cid w16 w16cex w16sdtdh w16sdtfl w16du">
+<w:styles xmlns:mc="http://schemas.openxmlformats.org/markup-compatibility/2006" xmlns:r="http://schemas.openxmlformats.org/officeDocument/2006/relationships" xmlns:w="http://schemas.openxmlformats.org/wordprocessingml/2006/main" xmlns:w14="http://schemas.microsoft.com/office/word/2010/wordml" xmlns:w15="http://schemas.microsoft.com/office/word/2012/wordml" xmlns:w16cex="http://schemas.microsoft.com/office/word/2018/wordml/cex" xmlns:w16cid="http://schemas.microsoft.com/office/word/2016/wordml/cid" xmlns:w16="http://schemas.microsoft.com/office/word/2018/wordml" xmlns:w16sdtdh="http://schemas.microsoft.com/office/word/2020/wordml/sdtdatahash" xmlns:w16se="http://schemas.microsoft.com/office/word/2015/wordml/symex" mc:Ignorable="w14 w15 w16se w16cid w16 w16cex w16sdtdh">
   <w:docDefaults>
     <w:rPrDefault>
       <w:rPr>
